--- a/docs/Comparatif_bddHybrides.docx
+++ b/docs/Comparatif_bddHybrides.docx
@@ -4,6 +4,14 @@
   <w:body>
     <w:p>
       <w:pPr>
+        <w:pStyle w:val="Title"/>
+        <w:spacing w:before="0" w:after="360"/>
+        <w:contextualSpacing/>
+        <w:jc w:val="left"/>
+        <w:rPr>
+          <w:rFonts w:ascii="Tahoma" w:hAnsi="Tahoma" w:cs="Tahoma"/>
+          <w:lang w:eastAsia="en-US"/>
+        </w:rPr>
         <w:sectPr>
           <w:headerReference w:type="even" r:id="rId2"/>
           <w:headerReference w:type="default" r:id="rId3"/>
@@ -20,14 +28,6 @@
           <w:textDirection w:val="lrTb"/>
           <w:docGrid w:type="default" w:linePitch="326" w:charSpace="0"/>
         </w:sectPr>
-        <w:pStyle w:val="Title"/>
-        <w:spacing w:before="0" w:after="360"/>
-        <w:contextualSpacing/>
-        <w:jc w:val="left"/>
-        <w:rPr>
-          <w:rFonts w:ascii="Tahoma" w:hAnsi="Tahoma" w:cs="Tahoma"/>
-          <w:lang w:eastAsia="en-US"/>
-        </w:rPr>
       </w:pPr>
       <w:r>
         <w:rPr>
@@ -41,15 +41,12 @@
     </w:p>
     <w:p>
       <w:pPr>
-        <w:pStyle w:val="Heading2"/>
-        <w:spacing w:before="0" w:after="238"/>
-        <w:ind w:hanging="11" w:left="0"/>
+        <w:pStyle w:val="Heading1"/>
+        <w:spacing w:before="170" w:after="238"/>
         <w:rPr/>
       </w:pPr>
       <w:r>
-        <w:rPr>
-          <w:lang w:eastAsia="en-US"/>
-        </w:rPr>
+        <w:rPr/>
         <w:t>OpenAlex, Matilda et autres « bases de données hybrides »</w:t>
       </w:r>
     </w:p>
@@ -129,6 +126,17 @@
         </w:r>
       </w:hyperlink>
     </w:p>
+    <w:p>
+      <w:pPr>
+        <w:pStyle w:val="Normal"/>
+        <w:rPr>
+          <w:lang w:eastAsia="en-US"/>
+        </w:rPr>
+      </w:pPr>
+      <w:r>
+        <w:rPr/>
+      </w:r>
+    </w:p>
     <w:tbl>
       <w:tblPr>
         <w:tblStyle w:val="TableauGrille4-Accentuation1"/>
@@ -156,8 +164,8 @@
         </w:trPr>
         <w:tc>
           <w:tcPr>
+            <w:cnfStyle w:val="001000000000" w:firstRow="0" w:lastRow="0" w:firstColumn="1" w:lastColumn="0" w:oddVBand="0" w:evenVBand="0" w:oddHBand="0" w:evenHBand="0" w:firstRowFirstColumn="0" w:firstRowLastColumn="0" w:lastRowFirstColumn="0" w:lastRowLastColumn="0"/>
             <w:tcW w:w="1760" w:type="dxa"/>
-            <w:cnfStyle w:val="001000000000" w:firstRow="0" w:lastRow="0" w:firstColumn="1" w:lastColumn="0" w:oddVBand="0" w:evenVBand="0" w:oddHBand="0" w:evenHBand="0" w:firstRowFirstColumn="0" w:firstRowLastColumn="0" w:lastRowFirstColumn="0" w:lastRowLastColumn="0"/>
             <w:tcBorders>
               <w:top w:val="single" w:sz="4" w:space="0" w:color="5B9BD5"/>
               <w:left w:val="single" w:sz="4" w:space="0" w:color="5B9BD5"/>
@@ -332,8 +340,8 @@
         </w:trPr>
         <w:tc>
           <w:tcPr>
+            <w:cnfStyle w:val="001000000000" w:firstRow="0" w:lastRow="0" w:firstColumn="1" w:lastColumn="0" w:oddVBand="0" w:evenVBand="0" w:oddHBand="0" w:evenHBand="0" w:firstRowFirstColumn="0" w:firstRowLastColumn="0" w:lastRowFirstColumn="0" w:lastRowLastColumn="0"/>
             <w:tcW w:w="1760" w:type="dxa"/>
-            <w:cnfStyle w:val="001000000000" w:firstRow="0" w:lastRow="0" w:firstColumn="1" w:lastColumn="0" w:oddVBand="0" w:evenVBand="0" w:oddHBand="0" w:evenHBand="0" w:firstRowFirstColumn="0" w:firstRowLastColumn="0" w:lastRowFirstColumn="0" w:lastRowLastColumn="0"/>
             <w:tcBorders/>
             <w:shd w:color="auto" w:fill="DEEAF6" w:themeFill="accent1" w:themeFillTint="33" w:val="clear"/>
             <w:vAlign w:val="center"/>
@@ -405,7 +413,18 @@
                 <w:szCs w:val="24"/>
                 <w:lang w:val="fr-FR" w:eastAsia="fr-FR" w:bidi="ar-SA"/>
               </w:rPr>
-              <w:t>Microsoft Academic Graph, avec des données d’autres sources ouvertes telles que Crossref, PubMed et ORCID.</w:t>
+              <w:t>PubMed, arXiv, Crossref et des milliers d’autres sources de données</w:t>
+            </w:r>
+            <w:r>
+              <w:rPr>
+                <w:color w:val="auto"/>
+                <w:spacing w:val="6"/>
+                <w:kern w:val="0"/>
+                <w:sz w:val="24"/>
+                <w:szCs w:val="24"/>
+                <w:lang w:val="fr-FR" w:eastAsia="fr-FR" w:bidi="ar-SA"/>
+              </w:rPr>
+              <w:t xml:space="preserve"> ouvertes.</w:t>
             </w:r>
           </w:p>
           <w:p>
@@ -438,10 +457,12 @@
                 <w:szCs w:val="24"/>
                 <w:lang w:val="fr-FR" w:eastAsia="fr-FR" w:bidi="ar-SA"/>
               </w:rPr>
-              <w:t>240 millions de publications</w:t>
-            </w:r>
-            <w:r>
-              <w:rPr>
+              <w:t>480</w:t>
+            </w:r>
+            <w:r>
+              <w:rPr>
+                <w:b/>
+                <w:bCs/>
                 <w:color w:val="auto"/>
                 <w:spacing w:val="6"/>
                 <w:kern w:val="0"/>
@@ -449,7 +470,7 @@
                 <w:szCs w:val="24"/>
                 <w:lang w:val="fr-FR" w:eastAsia="fr-FR" w:bidi="ar-SA"/>
               </w:rPr>
-              <w:t>*</w:t>
+              <w:t xml:space="preserve"> millions de publications</w:t>
             </w:r>
           </w:p>
         </w:tc>
@@ -572,8 +593,8 @@
         <w:trPr/>
         <w:tc>
           <w:tcPr>
+            <w:cnfStyle w:val="001000000000" w:firstRow="0" w:lastRow="0" w:firstColumn="1" w:lastColumn="0" w:oddVBand="0" w:evenVBand="0" w:oddHBand="0" w:evenHBand="0" w:firstRowFirstColumn="0" w:firstRowLastColumn="0" w:lastRowFirstColumn="0" w:lastRowLastColumn="0"/>
             <w:tcW w:w="1760" w:type="dxa"/>
-            <w:cnfStyle w:val="001000000000" w:firstRow="0" w:lastRow="0" w:firstColumn="1" w:lastColumn="0" w:oddVBand="0" w:evenVBand="0" w:oddHBand="0" w:evenHBand="0" w:firstRowFirstColumn="0" w:firstRowLastColumn="0" w:lastRowFirstColumn="0" w:lastRowLastColumn="0"/>
             <w:tcBorders/>
             <w:vAlign w:val="center"/>
           </w:tcPr>
@@ -641,7 +662,7 @@
                 <w:szCs w:val="24"/>
                 <w:lang w:val="fr-FR" w:eastAsia="fr-FR" w:bidi="ar-SA"/>
               </w:rPr>
-              <w:t>Essentiellement Crossref,</w:t>
+              <w:t>Essentiellement Crossref.</w:t>
             </w:r>
           </w:p>
           <w:p>
@@ -672,17 +693,81 @@
                 <w:szCs w:val="24"/>
                 <w:lang w:val="fr-FR" w:eastAsia="fr-FR" w:bidi="ar-SA"/>
               </w:rPr>
-              <w:t>138 millions de publications</w:t>
-            </w:r>
-            <w:r>
-              <w:rPr>
+              <w:t>&gt; 1</w:t>
+            </w:r>
+            <w:r>
+              <w:rPr>
+                <w:b/>
+                <w:bCs/>
                 <w:color w:val="auto"/>
                 <w:kern w:val="0"/>
                 <w:sz w:val="24"/>
                 <w:szCs w:val="24"/>
                 <w:lang w:val="fr-FR" w:eastAsia="fr-FR" w:bidi="ar-SA"/>
               </w:rPr>
-              <w:t xml:space="preserve"> (hors brevets, bases de données et projets)*</w:t>
+              <w:t>64</w:t>
+            </w:r>
+            <w:r>
+              <w:rPr>
+                <w:b/>
+                <w:bCs/>
+                <w:color w:val="auto"/>
+                <w:kern w:val="0"/>
+                <w:sz w:val="24"/>
+                <w:szCs w:val="24"/>
+                <w:lang w:val="fr-FR" w:eastAsia="fr-FR" w:bidi="ar-SA"/>
+              </w:rPr>
+              <w:t xml:space="preserve"> millions de publications</w:t>
+            </w:r>
+            <w:r>
+              <w:rPr>
+                <w:color w:val="auto"/>
+                <w:kern w:val="0"/>
+                <w:sz w:val="24"/>
+                <w:szCs w:val="24"/>
+                <w:lang w:val="fr-FR" w:eastAsia="fr-FR" w:bidi="ar-SA"/>
+              </w:rPr>
+              <w:t xml:space="preserve"> (hors brevets, </w:t>
+            </w:r>
+            <w:r>
+              <w:rPr>
+                <w:color w:val="auto"/>
+                <w:kern w:val="0"/>
+                <w:sz w:val="24"/>
+                <w:szCs w:val="24"/>
+                <w:lang w:val="fr-FR" w:eastAsia="fr-FR" w:bidi="ar-SA"/>
+              </w:rPr>
+              <w:t xml:space="preserve">jeux de données, </w:t>
+            </w:r>
+            <w:r>
+              <w:rPr>
+                <w:color w:val="auto"/>
+                <w:kern w:val="0"/>
+                <w:sz w:val="24"/>
+                <w:szCs w:val="24"/>
+                <w:lang w:val="fr-FR" w:eastAsia="fr-FR" w:bidi="ar-SA"/>
+              </w:rPr>
+              <w:t xml:space="preserve">projets, </w:t>
+            </w:r>
+            <w:r>
+              <w:rPr>
+                <w:color w:val="auto"/>
+                <w:kern w:val="0"/>
+                <w:sz w:val="24"/>
+                <w:szCs w:val="24"/>
+                <w:lang w:val="fr-FR" w:eastAsia="fr-FR" w:bidi="ar-SA"/>
+              </w:rPr>
+              <w:t>etc.</w:t>
+            </w:r>
+            <w:r>
+              <w:rPr>
+                <w:color w:val="auto"/>
+                <w:kern w:val="0"/>
+                <w:sz w:val="24"/>
+                <w:szCs w:val="24"/>
+                <w:lang w:val="fr-FR" w:eastAsia="fr-FR" w:bidi="ar-SA"/>
+              </w:rPr>
+              <w:t>)</w:t>
             </w:r>
           </w:p>
         </w:tc>
@@ -805,8 +890,8 @@
         </w:trPr>
         <w:tc>
           <w:tcPr>
+            <w:cnfStyle w:val="001000000000" w:firstRow="0" w:lastRow="0" w:firstColumn="1" w:lastColumn="0" w:oddVBand="0" w:evenVBand="0" w:oddHBand="0" w:evenHBand="0" w:firstRowFirstColumn="0" w:firstRowLastColumn="0" w:lastRowFirstColumn="0" w:lastRowLastColumn="0"/>
             <w:tcW w:w="1760" w:type="dxa"/>
-            <w:cnfStyle w:val="001000000000" w:firstRow="0" w:lastRow="0" w:firstColumn="1" w:lastColumn="0" w:oddVBand="0" w:evenVBand="0" w:oddHBand="0" w:evenHBand="0" w:firstRowFirstColumn="0" w:firstRowLastColumn="0" w:lastRowFirstColumn="0" w:lastRowLastColumn="0"/>
             <w:tcBorders/>
             <w:shd w:color="auto" w:fill="DEEAF6" w:themeFill="accent1" w:themeFillTint="33" w:val="clear"/>
             <w:vAlign w:val="center"/>
@@ -873,8 +958,59 @@
                 <w:szCs w:val="24"/>
                 <w:lang w:val="fr-FR" w:eastAsia="fr-FR" w:bidi="ar-SA"/>
               </w:rPr>
-              <w:t xml:space="preserve">Crossref, PubMed et Microsoft Academic </w:t>
-            </w:r>
+              <w:t xml:space="preserve">Sources primaires : </w:t>
+            </w:r>
+            <w:r>
+              <w:rPr>
+                <w:color w:val="auto"/>
+                <w:spacing w:val="10"/>
+                <w:kern w:val="0"/>
+                <w:sz w:val="24"/>
+                <w:szCs w:val="24"/>
+                <w:lang w:val="fr-FR" w:eastAsia="fr-FR" w:bidi="ar-SA"/>
+              </w:rPr>
+              <w:t xml:space="preserve">Crossref, PubMed, </w:t>
+            </w:r>
+            <w:r>
+              <w:rPr>
+                <w:color w:val="auto"/>
+                <w:spacing w:val="10"/>
+                <w:kern w:val="0"/>
+                <w:sz w:val="24"/>
+                <w:szCs w:val="24"/>
+                <w:lang w:val="fr-FR" w:eastAsia="fr-FR" w:bidi="ar-SA"/>
+              </w:rPr>
+              <w:t>OpenAlex</w:t>
+            </w:r>
+            <w:r>
+              <w:rPr>
+                <w:color w:val="auto"/>
+                <w:spacing w:val="10"/>
+                <w:kern w:val="0"/>
+                <w:sz w:val="24"/>
+                <w:szCs w:val="24"/>
+                <w:lang w:val="fr-FR" w:eastAsia="fr-FR" w:bidi="ar-SA"/>
+              </w:rPr>
+              <w:t xml:space="preserve"> et Microsoft Academic.</w:t>
+            </w:r>
+          </w:p>
+          <w:p>
+            <w:pPr>
+              <w:pStyle w:val="BodyText"/>
+              <w:widowControl/>
+              <w:suppressAutoHyphens w:val="true"/>
+              <w:spacing w:before="0" w:after="0"/>
+              <w:ind w:hanging="0" w:left="0"/>
+              <w:contextualSpacing/>
+              <w:jc w:val="left"/>
+              <w:cnfStyle w:val="000000100000" w:firstRow="0" w:lastRow="0" w:firstColumn="0" w:lastColumn="0" w:oddVBand="0" w:evenVBand="0" w:oddHBand="1" w:evenHBand="0" w:firstRowFirstColumn="0" w:firstRowLastColumn="0" w:lastRowFirstColumn="0" w:lastRowLastColumn="0"/>
+              <w:rPr>
+                <w:color w:val="auto"/>
+                <w:spacing w:val="10"/>
+                <w:sz w:val="24"/>
+                <w:szCs w:val="24"/>
+              </w:rPr>
+            </w:pPr>
             <w:r>
               <w:rPr>
                 <w:b/>
@@ -894,19 +1030,32 @@
                 <w:bCs/>
                 <w:color w:val="auto"/>
                 <w:spacing w:val="10"/>
-                <w:sz w:val="24"/>
-                <w:szCs w:val="24"/>
-              </w:rPr>
-              <w:t>225 millions de publications</w:t>
-            </w:r>
-            <w:r>
-              <w:rPr>
+                <w:kern w:val="0"/>
+                <w:sz w:val="24"/>
+                <w:szCs w:val="24"/>
+                <w:lang w:val="fr-FR" w:eastAsia="fr-FR" w:bidi="ar-SA"/>
+              </w:rPr>
+              <w:t>312</w:t>
+            </w:r>
+            <w:r>
+              <w:rPr>
+                <w:b/>
+                <w:bCs/>
                 <w:color w:val="auto"/>
                 <w:spacing w:val="10"/>
                 <w:sz w:val="24"/>
                 <w:szCs w:val="24"/>
               </w:rPr>
-              <w:t xml:space="preserve"> (hors brevets)*</w:t>
+              <w:t xml:space="preserve"> millions de publications</w:t>
+            </w:r>
+            <w:r>
+              <w:rPr>
+                <w:color w:val="auto"/>
+                <w:spacing w:val="10"/>
+                <w:sz w:val="24"/>
+                <w:szCs w:val="24"/>
+              </w:rPr>
+              <w:t xml:space="preserve"> (hors brevets)</w:t>
             </w:r>
           </w:p>
         </w:tc>
@@ -1014,8 +1163,8 @@
         <w:trPr/>
         <w:tc>
           <w:tcPr>
+            <w:cnfStyle w:val="001000000000" w:firstRow="0" w:lastRow="0" w:firstColumn="1" w:lastColumn="0" w:oddVBand="0" w:evenVBand="0" w:oddHBand="0" w:evenHBand="0" w:firstRowFirstColumn="0" w:firstRowLastColumn="0" w:lastRowFirstColumn="0" w:lastRowLastColumn="0"/>
             <w:tcW w:w="1760" w:type="dxa"/>
-            <w:cnfStyle w:val="001000000000" w:firstRow="0" w:lastRow="0" w:firstColumn="1" w:lastColumn="0" w:oddVBand="0" w:evenVBand="0" w:oddHBand="0" w:evenHBand="0" w:firstRowFirstColumn="0" w:firstRowLastColumn="0" w:lastRowFirstColumn="0" w:lastRowLastColumn="0"/>
             <w:tcBorders/>
             <w:vAlign w:val="center"/>
           </w:tcPr>
@@ -1118,7 +1267,27 @@
                 <w:sz w:val="24"/>
                 <w:szCs w:val="24"/>
               </w:rPr>
-              <w:t>&gt; 150 millions de publications</w:t>
+              <w:t>&gt; 1</w:t>
+            </w:r>
+            <w:r>
+              <w:rPr>
+                <w:b/>
+                <w:bCs/>
+                <w:spacing w:val="9"/>
+                <w:sz w:val="24"/>
+                <w:szCs w:val="24"/>
+              </w:rPr>
+              <w:t>62</w:t>
+            </w:r>
+            <w:r>
+              <w:rPr>
+                <w:b/>
+                <w:bCs/>
+                <w:spacing w:val="9"/>
+                <w:sz w:val="24"/>
+                <w:szCs w:val="24"/>
+              </w:rPr>
+              <w:t xml:space="preserve"> millions de publications</w:t>
             </w:r>
           </w:p>
         </w:tc>
@@ -1352,85 +1521,13 @@
         <w:rPr>
           <w:rStyle w:val="Hyperlink"/>
           <w:i/>
-          <w:i/>
           <w:sz w:val="18"/>
           <w:szCs w:val="18"/>
         </w:rPr>
       </w:pPr>
       <w:r>
-        <w:rPr>
-          <w:rStyle w:val="Hyperlink"/>
-          <w:i w:val="false"/>
-          <w:iCs w:val="false"/>
-          <w:color w:val="000000"/>
-          <w:sz w:val="18"/>
-          <w:szCs w:val="18"/>
-          <w:u w:val="none"/>
-        </w:rPr>
-        <w:t xml:space="preserve">* Source : Delgado-Quirós, L., &amp; Ortega, J. L. (2024). Completeness degree of publication metadata in eight free-access scholarly databases. </w:t>
+        <w:rPr/>
       </w:r>
-      <w:r>
-        <w:rPr>
-          <w:rStyle w:val="Hyperlink"/>
-          <w:i/>
-          <w:iCs w:val="false"/>
-          <w:color w:val="000000"/>
-          <w:sz w:val="18"/>
-          <w:szCs w:val="18"/>
-          <w:u w:val="none"/>
-        </w:rPr>
-        <w:t>Quantitative Science Studies</w:t>
-      </w:r>
-      <w:r>
-        <w:rPr>
-          <w:rStyle w:val="Hyperlink"/>
-          <w:i w:val="false"/>
-          <w:iCs w:val="false"/>
-          <w:color w:val="000000"/>
-          <w:sz w:val="18"/>
-          <w:szCs w:val="18"/>
-          <w:u w:val="none"/>
-        </w:rPr>
-        <w:t xml:space="preserve">, </w:t>
-      </w:r>
-      <w:r>
-        <w:rPr>
-          <w:rStyle w:val="Hyperlink"/>
-          <w:i/>
-          <w:iCs w:val="false"/>
-          <w:color w:val="000000"/>
-          <w:sz w:val="18"/>
-          <w:szCs w:val="18"/>
-          <w:u w:val="none"/>
-        </w:rPr>
-        <w:t>5</w:t>
-      </w:r>
-      <w:r>
-        <w:rPr>
-          <w:rStyle w:val="Hyperlink"/>
-          <w:i w:val="false"/>
-          <w:iCs w:val="false"/>
-          <w:color w:val="000000"/>
-          <w:sz w:val="18"/>
-          <w:szCs w:val="18"/>
-          <w:u w:val="none"/>
-        </w:rPr>
-        <w:t>(1), 31</w:t>
-        <w:noBreakHyphen/>
-        <w:t xml:space="preserve">49. </w:t>
-      </w:r>
-      <w:hyperlink r:id="rId15">
-        <w:r>
-          <w:rPr>
-            <w:rStyle w:val="Hyperlink"/>
-            <w:i w:val="false"/>
-            <w:iCs w:val="false"/>
-            <w:sz w:val="18"/>
-            <w:szCs w:val="18"/>
-          </w:rPr>
-          <w:t>https://doi.org/10.1162/qss_a_00286</w:t>
-        </w:r>
-      </w:hyperlink>
     </w:p>
     <w:p>
       <w:pPr>
@@ -1452,15 +1549,15 @@
       </w:r>
     </w:p>
     <w:sectPr>
-      <w:headerReference w:type="even" r:id="rId16"/>
-      <w:headerReference w:type="default" r:id="rId17"/>
-      <w:headerReference w:type="first" r:id="rId18"/>
-      <w:footerReference w:type="even" r:id="rId19"/>
-      <w:footerReference w:type="default" r:id="rId20"/>
-      <w:footerReference w:type="first" r:id="rId21"/>
+      <w:headerReference w:type="even" r:id="rId15"/>
+      <w:headerReference w:type="default" r:id="rId16"/>
+      <w:headerReference w:type="first" r:id="rId17"/>
+      <w:footerReference w:type="even" r:id="rId18"/>
+      <w:footerReference w:type="default" r:id="rId19"/>
+      <w:footerReference w:type="first" r:id="rId20"/>
       <w:type w:val="nextPage"/>
       <w:pgSz w:orient="landscape" w:w="16838" w:h="11906"/>
-      <w:pgMar w:left="510" w:right="510" w:gutter="0" w:header="283" w:top="394" w:footer="0" w:bottom="720"/>
+      <w:pgMar w:left="510" w:right="510" w:gutter="0" w:header="567" w:top="907" w:footer="0" w:bottom="720"/>
       <w:pgNumType w:fmt="decimal"/>
       <w:formProt w:val="false"/>
       <w:textDirection w:val="lrTb"/>
@@ -1485,7 +1582,7 @@
       <mc:AlternateContent>
         <mc:Choice Requires="wpg">
           <w:drawing>
-            <wp:anchor behindDoc="1" distT="0" distB="0" distL="106680" distR="111760" simplePos="0" locked="0" layoutInCell="0" allowOverlap="1" relativeHeight="2" wp14:anchorId="09786484">
+            <wp:anchor distT="0" distB="0" distL="106045" distR="111125" simplePos="0" relativeHeight="2" behindDoc="1" locked="0" layoutInCell="0" allowOverlap="1" wp14:anchorId="09786484">
               <wp:simplePos x="0" y="0"/>
               <wp:positionH relativeFrom="page">
                 <wp:posOffset>0</wp:posOffset>
@@ -1514,8 +1611,8 @@
                       <wps:cNvSpPr/>
                       <wps:spPr>
                         <a:xfrm>
-                          <a:off x="3509640" y="513000"/>
-                          <a:ext cx="373320" cy="142200"/>
+                          <a:off x="3509640" y="513720"/>
+                          <a:ext cx="373320" cy="141480"/>
                         </a:xfrm>
                         <a:prstGeom prst="rect">
                           <a:avLst/>
@@ -1551,7 +1648,7 @@
                           </w:p>
                         </w:txbxContent>
                       </wps:txbx>
-                      <wps:bodyPr lIns="0" rIns="0" tIns="0" bIns="0" anchor="t">
+                      <wps:bodyPr lIns="0" tIns="0" rIns="0" bIns="0" anchor="t">
                         <a:noAutofit/>
                       </wps:bodyPr>
                     </wps:wsp>
@@ -1560,8 +1657,8 @@
                       <wps:cNvSpPr/>
                       <wps:spPr>
                         <a:xfrm>
-                          <a:off x="3794760" y="513000"/>
-                          <a:ext cx="90720" cy="142200"/>
+                          <a:off x="3795480" y="513720"/>
+                          <a:ext cx="90000" cy="141480"/>
                         </a:xfrm>
                         <a:prstGeom prst="rect">
                           <a:avLst/>
@@ -1610,7 +1707,7 @@
                           </w:p>
                         </w:txbxContent>
                       </wps:txbx>
-                      <wps:bodyPr lIns="0" rIns="0" tIns="0" bIns="0" anchor="t">
+                      <wps:bodyPr lIns="0" tIns="0" rIns="0" bIns="0" anchor="t">
                         <a:noAutofit/>
                       </wps:bodyPr>
                     </wps:wsp>
@@ -1619,8 +1716,8 @@
                       <wps:cNvSpPr/>
                       <wps:spPr>
                         <a:xfrm>
-                          <a:off x="3868560" y="513000"/>
-                          <a:ext cx="41760" cy="142200"/>
+                          <a:off x="3868920" y="513720"/>
+                          <a:ext cx="41400" cy="141480"/>
                         </a:xfrm>
                         <a:prstGeom prst="rect">
                           <a:avLst/>
@@ -1656,7 +1753,7 @@
                           </w:p>
                         </w:txbxContent>
                       </wps:txbx>
-                      <wps:bodyPr lIns="0" rIns="0" tIns="0" bIns="0" anchor="t">
+                      <wps:bodyPr lIns="0" tIns="0" rIns="0" bIns="0" anchor="t">
                         <a:noAutofit/>
                       </wps:bodyPr>
                     </wps:wsp>
@@ -1665,8 +1762,8 @@
                       <wps:cNvSpPr/>
                       <wps:spPr>
                         <a:xfrm>
-                          <a:off x="3903480" y="513000"/>
-                          <a:ext cx="100800" cy="142200"/>
+                          <a:off x="3903840" y="513720"/>
+                          <a:ext cx="100440" cy="141480"/>
                         </a:xfrm>
                         <a:prstGeom prst="rect">
                           <a:avLst/>
@@ -1702,7 +1799,7 @@
                           </w:p>
                         </w:txbxContent>
                       </wps:txbx>
-                      <wps:bodyPr lIns="0" rIns="0" tIns="0" bIns="0" anchor="t">
+                      <wps:bodyPr lIns="0" tIns="0" rIns="0" bIns="0" anchor="t">
                         <a:noAutofit/>
                       </wps:bodyPr>
                     </wps:wsp>
@@ -1711,8 +1808,8 @@
                       <wps:cNvSpPr/>
                       <wps:spPr>
                         <a:xfrm>
-                          <a:off x="3982680" y="513000"/>
-                          <a:ext cx="90720" cy="142200"/>
+                          <a:off x="3983400" y="513720"/>
+                          <a:ext cx="90000" cy="141480"/>
                         </a:xfrm>
                         <a:prstGeom prst="rect">
                           <a:avLst/>
@@ -1761,7 +1858,7 @@
                           </w:p>
                         </w:txbxContent>
                       </wps:txbx>
-                      <wps:bodyPr lIns="0" rIns="0" tIns="0" bIns="0" anchor="t">
+                      <wps:bodyPr lIns="0" tIns="0" rIns="0" bIns="0" anchor="t">
                         <a:noAutofit/>
                       </wps:bodyPr>
                     </wps:wsp>
@@ -1770,8 +1867,8 @@
                       <wps:cNvSpPr/>
                       <wps:spPr>
                         <a:xfrm>
-                          <a:off x="4057560" y="513000"/>
-                          <a:ext cx="41760" cy="142200"/>
+                          <a:off x="4058280" y="513720"/>
+                          <a:ext cx="41400" cy="141480"/>
                         </a:xfrm>
                         <a:prstGeom prst="rect">
                           <a:avLst/>
@@ -1807,7 +1904,7 @@
                           </w:p>
                         </w:txbxContent>
                       </wps:txbx>
-                      <wps:bodyPr lIns="0" rIns="0" tIns="0" bIns="0" anchor="t">
+                      <wps:bodyPr lIns="0" tIns="0" rIns="0" bIns="0" anchor="t">
                         <a:noAutofit/>
                       </wps:bodyPr>
                     </wps:wsp>
@@ -1816,8 +1913,8 @@
                       <wps:cNvSpPr/>
                       <wps:spPr>
                         <a:xfrm>
-                          <a:off x="901080" y="624960"/>
-                          <a:ext cx="40680" cy="200520"/>
+                          <a:off x="901080" y="625320"/>
+                          <a:ext cx="39960" cy="200160"/>
                         </a:xfrm>
                         <a:prstGeom prst="rect">
                           <a:avLst/>
@@ -1852,7 +1949,7 @@
                           </w:p>
                         </w:txbxContent>
                       </wps:txbx>
-                      <wps:bodyPr lIns="0" rIns="0" tIns="0" bIns="0" anchor="t">
+                      <wps:bodyPr lIns="0" tIns="0" rIns="0" bIns="0" anchor="t">
                         <a:noAutofit/>
                       </wps:bodyPr>
                     </wps:wsp>
@@ -1862,15 +1959,15 @@
                       <wps:spPr>
                         <a:xfrm>
                           <a:off x="0" y="0"/>
-                          <a:ext cx="7561080" cy="197640"/>
+                          <a:ext cx="7561080" cy="196920"/>
                         </a:xfrm>
                         <a:custGeom>
                           <a:avLst/>
                           <a:gdLst>
                             <a:gd name="textAreaLeft" fmla="*/ 0 w 4286520"/>
-                            <a:gd name="textAreaRight" fmla="*/ 4289400 w 4286520"/>
-                            <a:gd name="textAreaTop" fmla="*/ 0 h 111960"/>
-                            <a:gd name="textAreaBottom" fmla="*/ 114840 h 111960"/>
+                            <a:gd name="textAreaRight" fmla="*/ 4289760 w 4286520"/>
+                            <a:gd name="textAreaTop" fmla="*/ 0 h 111600"/>
+                            <a:gd name="textAreaBottom" fmla="*/ 114840 h 111600"/>
                           </a:gdLst>
                           <a:ahLst/>
                           <a:cxnLst/>
@@ -1897,7 +1994,7 @@
                           </a:pathLst>
                         </a:custGeom>
                         <a:solidFill>
-                          <a:srgbClr val="443a31"/>
+                          <a:srgbClr val="443A31"/>
                         </a:solidFill>
                         <a:ln w="0">
                           <a:noFill/>
@@ -1917,15 +2014,15 @@
                       <wps:spPr>
                         <a:xfrm>
                           <a:off x="0" y="114480"/>
-                          <a:ext cx="7561080" cy="95760"/>
+                          <a:ext cx="7561080" cy="95400"/>
                         </a:xfrm>
                         <a:custGeom>
                           <a:avLst/>
                           <a:gdLst>
                             <a:gd name="textAreaLeft" fmla="*/ 0 w 4286520"/>
-                            <a:gd name="textAreaRight" fmla="*/ 4289400 w 4286520"/>
-                            <a:gd name="textAreaTop" fmla="*/ 0 h 54360"/>
-                            <a:gd name="textAreaBottom" fmla="*/ 57240 h 54360"/>
+                            <a:gd name="textAreaRight" fmla="*/ 4289760 w 4286520"/>
+                            <a:gd name="textAreaTop" fmla="*/ 0 h 54000"/>
+                            <a:gd name="textAreaBottom" fmla="*/ 57240 h 54000"/>
                           </a:gdLst>
                           <a:ahLst/>
                           <a:cxnLst/>
@@ -1952,7 +2049,7 @@
                           </a:pathLst>
                         </a:custGeom>
                         <a:solidFill>
-                          <a:srgbClr val="009de0"/>
+                          <a:srgbClr val="009DE0"/>
                         </a:solidFill>
                         <a:ln w="0">
                           <a:noFill/>
@@ -1968,7 +2065,7 @@
                     </wps:wsp>
                     <pic:pic xmlns:pic="http://schemas.openxmlformats.org/drawingml/2006/picture">
                       <pic:nvPicPr>
-                        <pic:cNvPr id="11" name="Picture 5700" descr=""/>
+                        <pic:cNvPr id="11" name="Picture 5700"/>
                         <pic:cNvPicPr/>
                       </pic:nvPicPr>
                       <pic:blipFill>
@@ -1977,8 +2074,8 @@
                       </pic:blipFill>
                       <pic:spPr>
                         <a:xfrm>
-                          <a:off x="6111720" y="351720"/>
-                          <a:ext cx="1343160" cy="539280"/>
+                          <a:off x="6112440" y="351720"/>
+                          <a:ext cx="1342440" cy="539280"/>
                         </a:xfrm>
                         <a:prstGeom prst="rect">
                           <a:avLst/>
@@ -1991,7 +2088,7 @@
                     </pic:pic>
                     <pic:pic xmlns:pic="http://schemas.openxmlformats.org/drawingml/2006/picture">
                       <pic:nvPicPr>
-                        <pic:cNvPr id="12" name="Picture 5701" descr=""/>
+                        <pic:cNvPr id="12" name="Picture 5701"/>
                         <pic:cNvPicPr/>
                       </pic:nvPicPr>
                       <pic:blipFill>
@@ -2001,7 +2098,7 @@
                       <pic:spPr>
                         <a:xfrm>
                           <a:off x="57240" y="418320"/>
-                          <a:ext cx="1538640" cy="539280"/>
+                          <a:ext cx="1537920" cy="539280"/>
                         </a:xfrm>
                         <a:prstGeom prst="rect">
                           <a:avLst/>
@@ -2021,7 +2118,7 @@
         <mc:Fallback>
           <w:pict>
             <v:group id="shape_0" alt="Group 5697" style="position:absolute;margin-left:0pt;margin-top:0pt;width:595.35pt;height:75.4pt" coordorigin="0,0" coordsize="11907,1508">
-              <v:rect id="shape_0" ID="Rectangle 5702" path="m0,0l-2147483645,0l-2147483645,-2147483646l0,-2147483646xe" stroked="f" o:allowincell="f" style="position:absolute;left:5527;top:808;width:587;height:223;mso-wrap-style:square;v-text-anchor:top;mso-position-horizontal-relative:page;mso-position-vertical-relative:page">
+              <v:rect id="shape_0" stroked="f" o:allowincell="f" style="position:absolute;left:5527;top:809;width:587;height:222;mso-wrap-style:square;v-text-anchor:top;mso-position-horizontal-relative:page;mso-position-vertical-relative:page">
                 <v:fill o:detectmouseclick="t" on="false"/>
                 <v:stroke color="#3465a4" joinstyle="round" endcap="flat"/>
                 <v:textbox>
@@ -2046,7 +2143,7 @@
                 </v:textbox>
                 <w10:wrap type="square"/>
               </v:rect>
-              <v:rect id="shape_0" ID="Rectangle 5703" path="m0,0l-2147483645,0l-2147483645,-2147483646l0,-2147483646xe" stroked="f" o:allowincell="f" style="position:absolute;left:5976;top:808;width:142;height:223;mso-wrap-style:square;v-text-anchor:top;mso-position-horizontal-relative:page;mso-position-vertical-relative:page">
+              <v:rect id="shape_0" stroked="f" o:allowincell="f" style="position:absolute;left:5977;top:809;width:141;height:222;mso-wrap-style:square;v-text-anchor:top;mso-position-horizontal-relative:page;mso-position-vertical-relative:page">
                 <v:fill o:detectmouseclick="t" on="false"/>
                 <v:stroke color="#3465a4" joinstyle="round" endcap="flat"/>
                 <v:textbox>
@@ -2084,7 +2181,7 @@
                 </v:textbox>
                 <w10:wrap type="square"/>
               </v:rect>
-              <v:rect id="shape_0" ID="Rectangle 5704" path="m0,0l-2147483645,0l-2147483645,-2147483646l0,-2147483646xe" stroked="f" o:allowincell="f" style="position:absolute;left:6092;top:808;width:65;height:223;mso-wrap-style:square;v-text-anchor:top;mso-position-horizontal-relative:page;mso-position-vertical-relative:page">
+              <v:rect id="shape_0" stroked="f" o:allowincell="f" style="position:absolute;left:6093;top:809;width:64;height:222;mso-wrap-style:square;v-text-anchor:top;mso-position-horizontal-relative:page;mso-position-vertical-relative:page">
                 <v:fill o:detectmouseclick="t" on="false"/>
                 <v:stroke color="#3465a4" joinstyle="round" endcap="flat"/>
                 <v:textbox>
@@ -2109,7 +2206,7 @@
                 </v:textbox>
                 <w10:wrap type="square"/>
               </v:rect>
-              <v:rect id="shape_0" ID="Rectangle 5705" path="m0,0l-2147483645,0l-2147483645,-2147483646l0,-2147483646xe" stroked="f" o:allowincell="f" style="position:absolute;left:6147;top:808;width:158;height:223;mso-wrap-style:square;v-text-anchor:top;mso-position-horizontal-relative:page;mso-position-vertical-relative:page">
+              <v:rect id="shape_0" stroked="f" o:allowincell="f" style="position:absolute;left:6148;top:809;width:157;height:222;mso-wrap-style:square;v-text-anchor:top;mso-position-horizontal-relative:page;mso-position-vertical-relative:page">
                 <v:fill o:detectmouseclick="t" on="false"/>
                 <v:stroke color="#3465a4" joinstyle="round" endcap="flat"/>
                 <v:textbox>
@@ -2134,7 +2231,7 @@
                 </v:textbox>
                 <w10:wrap type="square"/>
               </v:rect>
-              <v:rect id="shape_0" ID="Rectangle 5706" path="m0,0l-2147483645,0l-2147483645,-2147483646l0,-2147483646xe" stroked="f" o:allowincell="f" style="position:absolute;left:6272;top:808;width:142;height:223;mso-wrap-style:square;v-text-anchor:top;mso-position-horizontal-relative:page;mso-position-vertical-relative:page">
+              <v:rect id="shape_0" stroked="f" o:allowincell="f" style="position:absolute;left:6273;top:809;width:141;height:222;mso-wrap-style:square;v-text-anchor:top;mso-position-horizontal-relative:page;mso-position-vertical-relative:page">
                 <v:fill o:detectmouseclick="t" on="false"/>
                 <v:stroke color="#3465a4" joinstyle="round" endcap="flat"/>
                 <v:textbox>
@@ -2172,7 +2269,7 @@
                 </v:textbox>
                 <w10:wrap type="square"/>
               </v:rect>
-              <v:rect id="shape_0" ID="Rectangle 5707" path="m0,0l-2147483645,0l-2147483645,-2147483646l0,-2147483646xe" stroked="f" o:allowincell="f" style="position:absolute;left:6390;top:808;width:65;height:223;mso-wrap-style:square;v-text-anchor:top;mso-position-horizontal-relative:page;mso-position-vertical-relative:page">
+              <v:rect id="shape_0" stroked="f" o:allowincell="f" style="position:absolute;left:6391;top:809;width:64;height:222;mso-wrap-style:square;v-text-anchor:top;mso-position-horizontal-relative:page;mso-position-vertical-relative:page">
                 <v:fill o:detectmouseclick="t" on="false"/>
                 <v:stroke color="#3465a4" joinstyle="round" endcap="flat"/>
                 <v:textbox>
@@ -2197,7 +2294,7 @@
                 </v:textbox>
                 <w10:wrap type="square"/>
               </v:rect>
-              <v:rect id="shape_0" ID="Rectangle 5708" path="m0,0l-2147483645,0l-2147483645,-2147483646l0,-2147483646xe" stroked="f" o:allowincell="f" style="position:absolute;left:1419;top:984;width:63;height:315;mso-wrap-style:square;v-text-anchor:top;mso-position-horizontal-relative:page;mso-position-vertical-relative:page">
+              <v:rect id="shape_0" stroked="f" o:allowincell="f" style="position:absolute;left:1419;top:985;width:62;height:314;mso-wrap-style:square;v-text-anchor:top;mso-position-horizontal-relative:page;mso-position-vertical-relative:page">
                 <v:fill o:detectmouseclick="t" on="false"/>
                 <v:stroke color="#3465a4" joinstyle="round" endcap="flat"/>
                 <v:textbox>
@@ -2240,12 +2337,12 @@
                 <v:path o:extrusionok="f" gradientshapeok="t" o:connecttype="rect"/>
                 <o:lock v:ext="edit" aspectratio="t"/>
               </v:shapetype>
-              <v:shape id="shape_0" ID="Picture 5700" stroked="f" o:allowincell="f" style="position:absolute;left:9625;top:554;width:2114;height:848;mso-wrap-style:none;v-text-anchor:middle;mso-position-horizontal-relative:page;mso-position-vertical-relative:page" type="_x0000_t75">
+              <v:shape id="shape_0" stroked="f" o:allowincell="f" style="position:absolute;left:9626;top:554;width:2113;height:848;mso-wrap-style:none;v-text-anchor:middle;mso-position-horizontal-relative:page;mso-position-vertical-relative:page" type="_x0000_t75">
                 <v:imagedata r:id="rId3" o:detectmouseclick="t"/>
                 <v:stroke color="#3465a4" joinstyle="round" endcap="flat"/>
                 <w10:wrap type="square"/>
               </v:shape>
-              <v:shape id="shape_0" ID="Picture 5701" stroked="f" o:allowincell="f" style="position:absolute;left:90;top:659;width:2422;height:848;mso-wrap-style:none;v-text-anchor:middle;mso-position-horizontal-relative:page;mso-position-vertical-relative:page" type="_x0000_t75">
+              <v:shape id="shape_0" stroked="f" o:allowincell="f" style="position:absolute;left:90;top:659;width:2421;height:848;mso-wrap-style:none;v-text-anchor:middle;mso-position-horizontal-relative:page;mso-position-vertical-relative:page" type="_x0000_t75">
                 <v:imagedata r:id="rId4" o:detectmouseclick="t"/>
                 <v:stroke color="#3465a4" joinstyle="round" endcap="flat"/>
                 <w10:wrap type="square"/>
@@ -2263,13 +2360,13 @@
 <w:ftr xmlns:o="urn:schemas-microsoft-com:office:office" xmlns:r="http://schemas.openxmlformats.org/officeDocument/2006/relationships" xmlns:v="urn:schemas-microsoft-com:vml" xmlns:w="http://schemas.openxmlformats.org/wordprocessingml/2006/main" xmlns:w10="urn:schemas-microsoft-com:office:word" xmlns:wp="http://schemas.openxmlformats.org/drawingml/2006/wordprocessingDrawing" xmlns:pic="http://schemas.openxmlformats.org/drawingml/2006/picture" xmlns:wps="http://schemas.microsoft.com/office/word/2010/wordprocessingShape" xmlns:wpg="http://schemas.microsoft.com/office/word/2010/wordprocessingGroup" xmlns:mc="http://schemas.openxmlformats.org/markup-compatibility/2006" xmlns:wp14="http://schemas.microsoft.com/office/word/2010/wordprocessingDrawing" xmlns:w14="http://schemas.microsoft.com/office/word/2010/wordml" xmlns:w15="http://schemas.microsoft.com/office/word/2012/wordml" mc:Ignorable="w14 wp14 w15">
   <w:sdt>
     <w:sdtPr>
+      <w:id w:val="1728636285"/>
       <w:docPartObj>
         <w:docPartGallery w:val="Page Numbers (Bottom of Page)"/>
         <w:docPartUnique w:val="true"/>
         <w:docPartGallery w:val="Page Numbers (Top of Page)"/>
         <w:docPartUnique w:val="true"/>
       </w:docPartObj>
-      <w:id w:val="1728636285"/>
     </w:sdtPr>
     <w:sdtContent>
       <w:p>
@@ -2293,32 +2390,32 @@
         <w:r>
           <w:rPr>
             <w:b/>
+            <w:bCs/>
             <w:szCs w:val="24"/>
-            <w:bCs/>
           </w:rPr>
           <w:instrText xml:space="preserve"> PAGE </w:instrText>
         </w:r>
         <w:r>
           <w:rPr>
             <w:b/>
+            <w:bCs/>
             <w:szCs w:val="24"/>
-            <w:bCs/>
           </w:rPr>
           <w:fldChar w:fldCharType="separate"/>
         </w:r>
         <w:r>
           <w:rPr>
             <w:b/>
+            <w:bCs/>
             <w:szCs w:val="24"/>
-            <w:bCs/>
           </w:rPr>
           <w:t>0</w:t>
         </w:r>
         <w:r>
           <w:rPr>
             <w:b/>
+            <w:bCs/>
             <w:szCs w:val="24"/>
-            <w:bCs/>
           </w:rPr>
           <w:fldChar w:fldCharType="end"/>
         </w:r>
@@ -2337,32 +2434,32 @@
         <w:r>
           <w:rPr>
             <w:b/>
+            <w:bCs/>
             <w:szCs w:val="24"/>
-            <w:bCs/>
           </w:rPr>
           <w:instrText xml:space="preserve"> NUMPAGES </w:instrText>
         </w:r>
         <w:r>
           <w:rPr>
             <w:b/>
+            <w:bCs/>
             <w:szCs w:val="24"/>
-            <w:bCs/>
           </w:rPr>
           <w:fldChar w:fldCharType="separate"/>
         </w:r>
         <w:r>
           <w:rPr>
             <w:b/>
+            <w:bCs/>
             <w:szCs w:val="24"/>
-            <w:bCs/>
           </w:rPr>
           <w:t>2</w:t>
         </w:r>
         <w:r>
           <w:rPr>
             <w:b/>
+            <w:bCs/>
             <w:szCs w:val="24"/>
-            <w:bCs/>
           </w:rPr>
           <w:fldChar w:fldCharType="end"/>
         </w:r>
@@ -2388,13 +2485,13 @@
 <w:ftr xmlns:o="urn:schemas-microsoft-com:office:office" xmlns:r="http://schemas.openxmlformats.org/officeDocument/2006/relationships" xmlns:v="urn:schemas-microsoft-com:vml" xmlns:w="http://schemas.openxmlformats.org/wordprocessingml/2006/main" xmlns:w10="urn:schemas-microsoft-com:office:word" xmlns:wp="http://schemas.openxmlformats.org/drawingml/2006/wordprocessingDrawing" xmlns:pic="http://schemas.openxmlformats.org/drawingml/2006/picture" xmlns:wps="http://schemas.microsoft.com/office/word/2010/wordprocessingShape" xmlns:wpg="http://schemas.microsoft.com/office/word/2010/wordprocessingGroup" xmlns:mc="http://schemas.openxmlformats.org/markup-compatibility/2006" xmlns:wp14="http://schemas.microsoft.com/office/word/2010/wordprocessingDrawing" xmlns:w14="http://schemas.microsoft.com/office/word/2010/wordml" xmlns:w15="http://schemas.microsoft.com/office/word/2012/wordml" mc:Ignorable="w14 wp14 w15">
   <w:sdt>
     <w:sdtPr>
+      <w:id w:val="1728636285"/>
       <w:docPartObj>
         <w:docPartGallery w:val="Page Numbers (Bottom of Page)"/>
         <w:docPartUnique w:val="true"/>
         <w:docPartGallery w:val="Page Numbers (Top of Page)"/>
         <w:docPartUnique w:val="true"/>
       </w:docPartObj>
-      <w:id w:val="1728636285"/>
     </w:sdtPr>
     <w:sdtContent>
       <w:p>
@@ -2418,32 +2515,32 @@
         <w:r>
           <w:rPr>
             <w:b/>
+            <w:bCs/>
             <w:szCs w:val="24"/>
-            <w:bCs/>
           </w:rPr>
           <w:instrText xml:space="preserve"> PAGE </w:instrText>
         </w:r>
         <w:r>
           <w:rPr>
             <w:b/>
+            <w:bCs/>
             <w:szCs w:val="24"/>
-            <w:bCs/>
           </w:rPr>
           <w:fldChar w:fldCharType="separate"/>
         </w:r>
         <w:r>
           <w:rPr>
             <w:b/>
+            <w:bCs/>
             <w:szCs w:val="24"/>
-            <w:bCs/>
           </w:rPr>
           <w:t>1</w:t>
         </w:r>
         <w:r>
           <w:rPr>
             <w:b/>
+            <w:bCs/>
             <w:szCs w:val="24"/>
-            <w:bCs/>
           </w:rPr>
           <w:fldChar w:fldCharType="end"/>
         </w:r>
@@ -2462,32 +2559,32 @@
         <w:r>
           <w:rPr>
             <w:b/>
+            <w:bCs/>
             <w:szCs w:val="24"/>
-            <w:bCs/>
           </w:rPr>
           <w:instrText xml:space="preserve"> NUMPAGES </w:instrText>
         </w:r>
         <w:r>
           <w:rPr>
             <w:b/>
+            <w:bCs/>
             <w:szCs w:val="24"/>
-            <w:bCs/>
           </w:rPr>
           <w:fldChar w:fldCharType="separate"/>
         </w:r>
         <w:r>
           <w:rPr>
             <w:b/>
+            <w:bCs/>
             <w:szCs w:val="24"/>
-            <w:bCs/>
           </w:rPr>
           <w:t>2</w:t>
         </w:r>
         <w:r>
           <w:rPr>
             <w:b/>
+            <w:bCs/>
             <w:szCs w:val="24"/>
-            <w:bCs/>
           </w:rPr>
           <w:fldChar w:fldCharType="end"/>
         </w:r>
@@ -2533,13 +2630,13 @@
 <w:ftr xmlns:o="urn:schemas-microsoft-com:office:office" xmlns:r="http://schemas.openxmlformats.org/officeDocument/2006/relationships" xmlns:v="urn:schemas-microsoft-com:vml" xmlns:w="http://schemas.openxmlformats.org/wordprocessingml/2006/main" xmlns:w10="urn:schemas-microsoft-com:office:word" xmlns:wp="http://schemas.openxmlformats.org/drawingml/2006/wordprocessingDrawing" xmlns:pic="http://schemas.openxmlformats.org/drawingml/2006/picture" xmlns:wps="http://schemas.microsoft.com/office/word/2010/wordprocessingShape" xmlns:wpg="http://schemas.microsoft.com/office/word/2010/wordprocessingGroup" xmlns:mc="http://schemas.openxmlformats.org/markup-compatibility/2006" xmlns:wp14="http://schemas.microsoft.com/office/word/2010/wordprocessingDrawing" xmlns:w14="http://schemas.microsoft.com/office/word/2010/wordml" xmlns:w15="http://schemas.microsoft.com/office/word/2012/wordml" mc:Ignorable="w14 wp14 w15">
   <w:sdt>
     <w:sdtPr>
+      <w:id w:val="1728636285"/>
       <w:docPartObj>
         <w:docPartGallery w:val="Page Numbers (Bottom of Page)"/>
         <w:docPartUnique w:val="true"/>
         <w:docPartGallery w:val="Page Numbers (Top of Page)"/>
         <w:docPartUnique w:val="true"/>
       </w:docPartObj>
-      <w:id w:val="1728636285"/>
     </w:sdtPr>
     <w:sdtContent>
       <w:p>
@@ -2570,13 +2667,13 @@
 <w:ftr xmlns:o="urn:schemas-microsoft-com:office:office" xmlns:r="http://schemas.openxmlformats.org/officeDocument/2006/relationships" xmlns:v="urn:schemas-microsoft-com:vml" xmlns:w="http://schemas.openxmlformats.org/wordprocessingml/2006/main" xmlns:w10="urn:schemas-microsoft-com:office:word" xmlns:wp="http://schemas.openxmlformats.org/drawingml/2006/wordprocessingDrawing" xmlns:pic="http://schemas.openxmlformats.org/drawingml/2006/picture" xmlns:wps="http://schemas.microsoft.com/office/word/2010/wordprocessingShape" xmlns:wpg="http://schemas.microsoft.com/office/word/2010/wordprocessingGroup" xmlns:mc="http://schemas.openxmlformats.org/markup-compatibility/2006" xmlns:wp14="http://schemas.microsoft.com/office/word/2010/wordprocessingDrawing" xmlns:w14="http://schemas.microsoft.com/office/word/2010/wordml" xmlns:w15="http://schemas.microsoft.com/office/word/2012/wordml" mc:Ignorable="w14 wp14 w15">
   <w:sdt>
     <w:sdtPr>
+      <w:id w:val="1728636285"/>
       <w:docPartObj>
         <w:docPartGallery w:val="Page Numbers (Bottom of Page)"/>
         <w:docPartUnique w:val="true"/>
         <w:docPartGallery w:val="Page Numbers (Top of Page)"/>
         <w:docPartUnique w:val="true"/>
       </w:docPartObj>
-      <w:id w:val="1728636285"/>
     </w:sdtPr>
     <w:sdtContent>
       <w:p>
@@ -2721,7 +2818,47 @@
         <w:color w:val="3B3838"/>
         <w:sz w:val="18"/>
       </w:rPr>
-      <w:t xml:space="preserve"> - màj 2025-09-16</w:t>
+      <w:t xml:space="preserve"> - màj 202</w:t>
+    </w:r>
+    <w:r>
+      <w:rPr>
+        <w:rFonts w:eastAsia="Tahoma" w:cs="Tahoma" w:ascii="Tahoma" w:hAnsi="Tahoma"/>
+        <w:color w:val="3B3838"/>
+        <w:sz w:val="18"/>
+      </w:rPr>
+      <w:t>6</w:t>
+    </w:r>
+    <w:r>
+      <w:rPr>
+        <w:rFonts w:eastAsia="Tahoma" w:cs="Tahoma" w:ascii="Tahoma" w:hAnsi="Tahoma"/>
+        <w:color w:val="3B3838"/>
+        <w:sz w:val="18"/>
+      </w:rPr>
+      <w:t>-0</w:t>
+    </w:r>
+    <w:r>
+      <w:rPr>
+        <w:rFonts w:eastAsia="Tahoma" w:cs="Tahoma" w:ascii="Tahoma" w:hAnsi="Tahoma"/>
+        <w:color w:val="3B3838"/>
+        <w:sz w:val="18"/>
+      </w:rPr>
+      <w:t>5</w:t>
+    </w:r>
+    <w:r>
+      <w:rPr>
+        <w:rFonts w:eastAsia="Tahoma" w:cs="Tahoma" w:ascii="Tahoma" w:hAnsi="Tahoma"/>
+        <w:color w:val="3B3838"/>
+        <w:sz w:val="18"/>
+      </w:rPr>
+      <w:t>-</w:t>
+    </w:r>
+    <w:r>
+      <w:rPr>
+        <w:rFonts w:eastAsia="Tahoma" w:cs="Tahoma" w:ascii="Tahoma" w:hAnsi="Tahoma"/>
+        <w:color w:val="3B3838"/>
+        <w:sz w:val="18"/>
+      </w:rPr>
+      <w:t>05</w:t>
     </w:r>
   </w:p>
 </w:hdr>
@@ -2762,7 +2899,47 @@
         <w:color w:val="3B3838"/>
         <w:sz w:val="18"/>
       </w:rPr>
-      <w:t xml:space="preserve"> - màj 2025-09-16</w:t>
+      <w:t xml:space="preserve"> - màj 202</w:t>
+    </w:r>
+    <w:r>
+      <w:rPr>
+        <w:rFonts w:eastAsia="Tahoma" w:cs="Tahoma" w:ascii="Tahoma" w:hAnsi="Tahoma"/>
+        <w:color w:val="3B3838"/>
+        <w:sz w:val="18"/>
+      </w:rPr>
+      <w:t>6</w:t>
+    </w:r>
+    <w:r>
+      <w:rPr>
+        <w:rFonts w:eastAsia="Tahoma" w:cs="Tahoma" w:ascii="Tahoma" w:hAnsi="Tahoma"/>
+        <w:color w:val="3B3838"/>
+        <w:sz w:val="18"/>
+      </w:rPr>
+      <w:t>-0</w:t>
+    </w:r>
+    <w:r>
+      <w:rPr>
+        <w:rFonts w:eastAsia="Tahoma" w:cs="Tahoma" w:ascii="Tahoma" w:hAnsi="Tahoma"/>
+        <w:color w:val="3B3838"/>
+        <w:sz w:val="18"/>
+      </w:rPr>
+      <w:t>5</w:t>
+    </w:r>
+    <w:r>
+      <w:rPr>
+        <w:rFonts w:eastAsia="Tahoma" w:cs="Tahoma" w:ascii="Tahoma" w:hAnsi="Tahoma"/>
+        <w:color w:val="3B3838"/>
+        <w:sz w:val="18"/>
+      </w:rPr>
+      <w:t>-</w:t>
+    </w:r>
+    <w:r>
+      <w:rPr>
+        <w:rFonts w:eastAsia="Tahoma" w:cs="Tahoma" w:ascii="Tahoma" w:hAnsi="Tahoma"/>
+        <w:color w:val="3B3838"/>
+        <w:sz w:val="18"/>
+      </w:rPr>
+      <w:t>05</w:t>
     </w:r>
   </w:p>
 </w:hdr>
@@ -3432,8 +3609,8 @@
       <w:szCs w:val="20"/>
     </w:rPr>
   </w:style>
-  <w:style w:type="character" w:styleId="Caractresdenotedebasdepageuser">
-    <w:name w:val="Caractères de note de bas de page (user)"/>
+  <w:style w:type="character" w:styleId="Caractresdenotedebasdepage">
+    <w:name w:val="Caractères de note de bas de page"/>
     <w:uiPriority w:val="99"/>
     <w:semiHidden/>
     <w:unhideWhenUsed/>
@@ -3443,8 +3620,8 @@
       <w:vertAlign w:val="superscript"/>
     </w:rPr>
   </w:style>
-  <w:style w:type="character" w:styleId="Caractresdenotedebasdepage">
-    <w:name w:val="Caractères de note de bas de page"/>
+  <w:style w:type="character" w:styleId="Caractresdenotedebasdepageuser">
+    <w:name w:val="Caractères de note de bas de page (user)"/>
     <w:qFormat/>
     <w:rPr>
       <w:vertAlign w:val="superscript"/>
@@ -3606,10 +3783,17 @@
       <w:sz w:val="24"/>
     </w:rPr>
   </w:style>
-  <w:style w:type="character" w:styleId="Sautdindexuser">
-    <w:name w:val="Saut d'index (user)"/>
+  <w:style w:type="character" w:styleId="Sautdindex">
+    <w:name w:val="Saut d'index"/>
     <w:qFormat/>
     <w:rPr/>
+  </w:style>
+  <w:style w:type="character" w:styleId="Caractresdenotedefin">
+    <w:name w:val="Caractères de note de fin"/>
+    <w:qFormat/>
+    <w:rPr>
+      <w:vertAlign w:val="superscript"/>
+    </w:rPr>
   </w:style>
   <w:style w:type="character" w:styleId="Caractresdenotedefinuser">
     <w:name w:val="Caractères de note de fin (user)"/>
@@ -3618,28 +3802,21 @@
       <w:vertAlign w:val="superscript"/>
     </w:rPr>
   </w:style>
-  <w:style w:type="character" w:styleId="Caractresdenotedefin">
-    <w:name w:val="Caractères de note de fin"/>
-    <w:qFormat/>
-    <w:rPr>
-      <w:vertAlign w:val="superscript"/>
-    </w:rPr>
-  </w:style>
   <w:style w:type="character" w:styleId="EndnoteReference">
     <w:name w:val="endnote reference"/>
     <w:rPr>
       <w:vertAlign w:val="superscript"/>
     </w:rPr>
   </w:style>
+  <w:style w:type="character" w:styleId="Puces">
+    <w:name w:val="Puces"/>
+    <w:qFormat/>
+    <w:rPr>
+      <w:rFonts w:ascii="OpenSymbol" w:hAnsi="OpenSymbol" w:eastAsia="OpenSymbol" w:cs="OpenSymbol"/>
+    </w:rPr>
+  </w:style>
   <w:style w:type="character" w:styleId="Pucesuser">
     <w:name w:val="Puces (user)"/>
-    <w:qFormat/>
-    <w:rPr>
-      <w:rFonts w:ascii="OpenSymbol" w:hAnsi="OpenSymbol" w:eastAsia="OpenSymbol" w:cs="OpenSymbol"/>
-    </w:rPr>
-  </w:style>
-  <w:style w:type="character" w:styleId="Puces">
-    <w:name w:val="Puces"/>
     <w:qFormat/>
     <w:rPr>
       <w:rFonts w:ascii="OpenSymbol" w:hAnsi="OpenSymbol" w:eastAsia="OpenSymbol" w:cs="OpenSymbol"/>
@@ -3758,7 +3935,7 @@
   </w:style>
   <w:style w:type="paragraph" w:styleId="IndexHeading">
     <w:name w:val="index heading"/>
-    <w:basedOn w:val="Titre"/>
+    <w:basedOn w:val="Titreuser"/>
     <w:pPr/>
     <w:rPr/>
   </w:style>
@@ -3834,15 +4011,15 @@
     </w:pPr>
     <w:rPr/>
   </w:style>
+  <w:style w:type="paragraph" w:styleId="En-tteetpieddepageuser">
+    <w:name w:val="En-tête et pied de page (user)"/>
+    <w:basedOn w:val="Normal"/>
+    <w:qFormat/>
+    <w:pPr/>
+    <w:rPr/>
+  </w:style>
   <w:style w:type="paragraph" w:styleId="En-tteetpieddepage">
     <w:name w:val="En-tête et pied de page"/>
-    <w:basedOn w:val="Normal"/>
-    <w:qFormat/>
-    <w:pPr/>
-    <w:rPr/>
-  </w:style>
-  <w:style w:type="paragraph" w:styleId="En-tteetpieddepageuser">
-    <w:name w:val="En-tête et pied de page (user)"/>
     <w:basedOn w:val="Normal"/>
     <w:qFormat/>
     <w:pPr/>
@@ -3997,22 +4174,22 @@
     </w:pPr>
     <w:rPr/>
   </w:style>
-  <w:style w:type="paragraph" w:styleId="Contenudecadre">
-    <w:name w:val="Contenu de cadre"/>
+  <w:style w:type="paragraph" w:styleId="Contenudecadreuser">
+    <w:name w:val="Contenu de cadre (user)"/>
     <w:basedOn w:val="Normal"/>
     <w:qFormat/>
     <w:pPr/>
     <w:rPr/>
   </w:style>
-  <w:style w:type="paragraph" w:styleId="En-ttegauche">
-    <w:name w:val="En-tête gauche"/>
+  <w:style w:type="paragraph" w:styleId="En-ttegaucheuser">
+    <w:name w:val="En-tête gauche (user)"/>
     <w:basedOn w:val="Header"/>
     <w:qFormat/>
     <w:pPr/>
     <w:rPr/>
   </w:style>
-  <w:style w:type="paragraph" w:styleId="Commentaire">
-    <w:name w:val="Commentaire"/>
+  <w:style w:type="paragraph" w:styleId="Commentaireuser">
+    <w:name w:val="Commentaire (user)"/>
     <w:basedOn w:val="Normal"/>
     <w:qFormat/>
     <w:pPr>
@@ -4024,15 +4201,15 @@
       <w:szCs w:val="20"/>
     </w:rPr>
   </w:style>
-  <w:style w:type="paragraph" w:styleId="Contenudecadreuser">
-    <w:name w:val="Contenu de cadre (user)"/>
+  <w:style w:type="paragraph" w:styleId="Contenudecadre">
+    <w:name w:val="Contenu de cadre"/>
     <w:basedOn w:val="Normal"/>
     <w:qFormat/>
     <w:pPr/>
     <w:rPr/>
   </w:style>
-  <w:style w:type="numbering" w:styleId="Pasdelisteuser" w:default="1">
-    <w:name w:val="Pas de liste (user)"/>
+  <w:style w:type="numbering" w:styleId="Pasdeliste" w:default="1">
+    <w:name w:val="Pas de liste"/>
     <w:uiPriority w:val="99"/>
     <w:semiHidden/>
     <w:unhideWhenUsed/>
@@ -4095,7 +4272,7 @@
       <w:rPr>
         <w:b/>
         <w:bCs/>
-        <w:color w:themeColor="background1"/>
+        <w:color w:val="000000" w:themeColor="background1"/>
       </w:rPr>
       <w:tblPr/>
       <w:tcPr>
@@ -4173,7 +4350,7 @@
       <w:rPr>
         <w:b/>
         <w:bCs/>
-        <w:color w:themeColor="background1"/>
+        <w:color w:val="000000" w:themeColor="background1"/>
       </w:rPr>
       <w:tblPr/>
       <w:tcPr>
@@ -4238,37 +4415,37 @@
         <a:srgbClr val="000000"/>
       </a:dk1>
       <a:lt1>
-        <a:srgbClr val="ffffff"/>
+        <a:srgbClr val="FFFFFF"/>
       </a:lt1>
       <a:dk2>
-        <a:srgbClr val="44546a"/>
+        <a:srgbClr val="44546A"/>
       </a:dk2>
       <a:lt2>
-        <a:srgbClr val="e7e6e6"/>
+        <a:srgbClr val="E7E6E6"/>
       </a:lt2>
       <a:accent1>
-        <a:srgbClr val="5b9bd5"/>
+        <a:srgbClr val="5B9BD5"/>
       </a:accent1>
       <a:accent2>
-        <a:srgbClr val="ed7d31"/>
+        <a:srgbClr val="ED7D31"/>
       </a:accent2>
       <a:accent3>
-        <a:srgbClr val="a5a5a5"/>
+        <a:srgbClr val="A5A5A5"/>
       </a:accent3>
       <a:accent4>
-        <a:srgbClr val="ffc000"/>
+        <a:srgbClr val="FFC000"/>
       </a:accent4>
       <a:accent5>
-        <a:srgbClr val="4472c4"/>
+        <a:srgbClr val="4472C4"/>
       </a:accent5>
       <a:accent6>
-        <a:srgbClr val="70ad47"/>
+        <a:srgbClr val="70AD47"/>
       </a:accent6>
       <a:hlink>
-        <a:srgbClr val="0563c1"/>
+        <a:srgbClr val="0563C1"/>
       </a:hlink>
       <a:folHlink>
-        <a:srgbClr val="954f72"/>
+        <a:srgbClr val="954F72"/>
       </a:folHlink>
     </a:clrScheme>
     <a:fontScheme name="Office">
